--- a/T11-用户操作手册-v2.docx
+++ b/T11-用户操作手册-v2.docx
@@ -99,7 +99,7 @@
           <w:rFonts w:ascii="宋体" w:hAnsi="宋体" w:eastAsia="宋体"/>
           <w:sz w:val="22"/>
         </w:rPr>
-        <w:t>编制人：尚浩然 · 中国社会科学院大学 MPAcc 二班</w:t>
+        <w:t>小组成员：尚浩然、李金阳 · 中国社会科学院大学 MPAcc 二班</w:t>
       </w:r>
     </w:p>
     <w:p>
